--- a/docs-word/09-인증_보안_설계서.docx
+++ b/docs-word/09-인증_보안_설계서.docx
@@ -5249,7 +5249,7 @@
           <w:sz w:val="21"/>
           <w:lang w:eastAsia="ko-KR"/>
         </w:rPr>
-        <w:t>Secure; SameSite=Lax; Path=/api/v1</w:t>
+        <w:t>Secure; SameSite=Lax; Path=/</w:t>
       </w:r>
       <w:r>
         <w:rPr>
@@ -5341,6 +5341,156 @@
           <w:lang w:eastAsia="ko-KR"/>
         </w:rPr>
         <w:t>.</w:t>
+      </w:r>
+    </w:p>
+    <w:p>
+      <w:pPr>
+        <w:pStyle w:val="ListBullet"/>
+      </w:pPr>
+      <w:r>
+        <w:rPr>
+          <w:rFonts w:ascii="Menlo" w:hAnsi="Menlo" w:eastAsia="Menlo" w:cs="Menlo"/>
+          <w:color w:val="000000"/>
+          <w:sz w:val="21"/>
+          <w:lang w:eastAsia="ko-KR"/>
+        </w:rPr>
+        <w:t>csrf_token</w:t>
+      </w:r>
+      <w:r>
+        <w:rPr>
+          <w:rFonts w:ascii="Arial" w:hAnsi="Arial" w:eastAsia="Malgun Gothic" w:cs="Malgun Gothic"/>
+          <w:color w:val="000000"/>
+          <w:sz w:val="22"/>
+          <w:lang w:eastAsia="ko-KR"/>
+        </w:rPr>
+        <w:t xml:space="preserve">의 </w:t>
+      </w:r>
+      <w:r>
+        <w:rPr>
+          <w:rFonts w:ascii="Menlo" w:hAnsi="Menlo" w:eastAsia="Menlo" w:cs="Menlo"/>
+          <w:color w:val="000000"/>
+          <w:sz w:val="21"/>
+          <w:lang w:eastAsia="ko-KR"/>
+        </w:rPr>
+        <w:t>Path</w:t>
+      </w:r>
+      <w:r>
+        <w:rPr>
+          <w:rFonts w:ascii="Arial" w:hAnsi="Arial" w:eastAsia="Malgun Gothic" w:cs="Malgun Gothic"/>
+          <w:color w:val="000000"/>
+          <w:sz w:val="22"/>
+          <w:lang w:eastAsia="ko-KR"/>
+        </w:rPr>
+        <w:t xml:space="preserve">는 반드시 </w:t>
+      </w:r>
+      <w:r>
+        <w:rPr>
+          <w:rFonts w:ascii="Menlo" w:hAnsi="Menlo" w:eastAsia="Menlo" w:cs="Menlo"/>
+          <w:color w:val="000000"/>
+          <w:sz w:val="21"/>
+          <w:lang w:eastAsia="ko-KR"/>
+        </w:rPr>
+        <w:t>/</w:t>
+      </w:r>
+      <w:r>
+        <w:rPr>
+          <w:rFonts w:ascii="Arial" w:hAnsi="Arial" w:eastAsia="Malgun Gothic" w:cs="Malgun Gothic"/>
+          <w:color w:val="000000"/>
+          <w:sz w:val="22"/>
+          <w:lang w:eastAsia="ko-KR"/>
+        </w:rPr>
+        <w:t xml:space="preserve">다. 브라우저의 </w:t>
+      </w:r>
+      <w:r>
+        <w:rPr>
+          <w:rFonts w:ascii="Menlo" w:hAnsi="Menlo" w:eastAsia="Menlo" w:cs="Menlo"/>
+          <w:color w:val="000000"/>
+          <w:sz w:val="21"/>
+          <w:lang w:eastAsia="ko-KR"/>
+        </w:rPr>
+        <w:t>document.cookie</w:t>
+      </w:r>
+      <w:r>
+        <w:rPr>
+          <w:rFonts w:ascii="Arial" w:hAnsi="Arial" w:eastAsia="Malgun Gothic" w:cs="Malgun Gothic"/>
+          <w:color w:val="000000"/>
+          <w:sz w:val="22"/>
+          <w:lang w:eastAsia="ko-KR"/>
+        </w:rPr>
+        <w:t xml:space="preserve">는 API 경로가 아니라 </w:t>
+      </w:r>
+      <w:r>
+        <w:rPr>
+          <w:rFonts w:ascii="Arial" w:hAnsi="Arial" w:eastAsia="Malgun Gothic" w:cs="Malgun Gothic"/>
+          <w:b/>
+          <w:color w:val="000000"/>
+          <w:sz w:val="22"/>
+          <w:lang w:eastAsia="ko-KR"/>
+        </w:rPr>
+        <w:t>현재 페이지 경로</w:t>
+      </w:r>
+      <w:r>
+        <w:rPr>
+          <w:rFonts w:ascii="Arial" w:hAnsi="Arial" w:eastAsia="Malgun Gothic" w:cs="Malgun Gothic"/>
+          <w:color w:val="000000"/>
+          <w:sz w:val="22"/>
+          <w:lang w:eastAsia="ko-KR"/>
+        </w:rPr>
+        <w:t xml:space="preserve"> 기준으로 쿠키를 노출하므로 </w:t>
+      </w:r>
+      <w:r>
+        <w:rPr>
+          <w:rFonts w:ascii="Menlo" w:hAnsi="Menlo" w:eastAsia="Menlo" w:cs="Menlo"/>
+          <w:color w:val="000000"/>
+          <w:sz w:val="21"/>
+          <w:lang w:eastAsia="ko-KR"/>
+        </w:rPr>
+        <w:t>/api/v1</w:t>
+      </w:r>
+      <w:r>
+        <w:rPr>
+          <w:rFonts w:ascii="Arial" w:hAnsi="Arial" w:eastAsia="Malgun Gothic" w:cs="Malgun Gothic"/>
+          <w:color w:val="000000"/>
+          <w:sz w:val="22"/>
+          <w:lang w:eastAsia="ko-KR"/>
+        </w:rPr>
+        <w:t xml:space="preserve">로 제한하면 SPA 화면에서 값을 읽을 수 없다(구현 중 발견한 결함). refresh token 쿠키는 </w:t>
+      </w:r>
+      <w:r>
+        <w:rPr>
+          <w:rFonts w:ascii="Menlo" w:hAnsi="Menlo" w:eastAsia="Menlo" w:cs="Menlo"/>
+          <w:color w:val="000000"/>
+          <w:sz w:val="21"/>
+          <w:lang w:eastAsia="ko-KR"/>
+        </w:rPr>
+        <w:t>HttpOnly</w:t>
+      </w:r>
+      <w:r>
+        <w:rPr>
+          <w:rFonts w:ascii="Arial" w:hAnsi="Arial" w:eastAsia="Malgun Gothic" w:cs="Malgun Gothic"/>
+          <w:color w:val="000000"/>
+          <w:sz w:val="22"/>
+          <w:lang w:eastAsia="ko-KR"/>
+        </w:rPr>
+        <w:t xml:space="preserve">이므로 </w:t>
+      </w:r>
+      <w:r>
+        <w:rPr>
+          <w:rFonts w:ascii="Menlo" w:hAnsi="Menlo" w:eastAsia="Menlo" w:cs="Menlo"/>
+          <w:color w:val="000000"/>
+          <w:sz w:val="21"/>
+          <w:lang w:eastAsia="ko-KR"/>
+        </w:rPr>
+        <w:t>Path=/api/v1/auth</w:t>
+      </w:r>
+      <w:r>
+        <w:rPr>
+          <w:rFonts w:ascii="Arial" w:hAnsi="Arial" w:eastAsia="Malgun Gothic" w:cs="Malgun Gothic"/>
+          <w:color w:val="000000"/>
+          <w:sz w:val="22"/>
+          <w:lang w:eastAsia="ko-KR"/>
+        </w:rPr>
+        <w:t>를 유지한다.</w:t>
       </w:r>
     </w:p>
     <w:p>

--- a/docs-word/09-인증_보안_설계서.docx
+++ b/docs-word/09-인증_보안_설계서.docx
@@ -1784,6 +1784,67 @@
           <w:lang w:eastAsia="ko-KR"/>
         </w:rPr>
         <w:t>Rotation: refresh마다 이전 token 폐기, 이미 회전된 token 재사용 시 family 전체 폐기.</w:t>
+      </w:r>
+    </w:p>
+    <w:p>
+      <w:pPr>
+        <w:pStyle w:val="ListBullet"/>
+      </w:pPr>
+      <w:r>
+        <w:rPr>
+          <w:rFonts w:ascii="Arial" w:hAnsi="Arial" w:eastAsia="Malgun Gothic" w:cs="Malgun Gothic"/>
+          <w:b/>
+          <w:color w:val="000000"/>
+          <w:sz w:val="22"/>
+          <w:lang w:eastAsia="ko-KR"/>
+        </w:rPr>
+        <w:t>미결 결정 — refresh 응답 유실(v1.6, 브라우저 E2E에서 확인):</w:t>
+      </w:r>
+      <w:r>
+        <w:rPr>
+          <w:rFonts w:ascii="Arial" w:hAnsi="Arial" w:eastAsia="Malgun Gothic" w:cs="Malgun Gothic"/>
+          <w:color w:val="000000"/>
+          <w:sz w:val="22"/>
+          <w:lang w:eastAsia="ko-KR"/>
+        </w:rPr>
+        <w:t xml:space="preserve"> 서버가 refresh를 처리해 token을 회전했지만 응답(새 쿠키)이 브라우저에 도달하기 전에 페이지 이동·탭 닫기·네트워크 끊김이 발생하면, 브라우저는 이미 회전된 옛 token으로 다음 refresh를 보내 </w:t>
+      </w:r>
+      <w:r>
+        <w:rPr>
+          <w:rFonts w:ascii="Arial" w:hAnsi="Arial" w:eastAsia="Malgun Gothic" w:cs="Malgun Gothic"/>
+          <w:b/>
+          <w:color w:val="000000"/>
+          <w:sz w:val="22"/>
+          <w:lang w:eastAsia="ko-KR"/>
+        </w:rPr>
+        <w:t>재사용 감지가 발동하고 정상 사용자의 세션 family가 폐기되어 다시 로그인해야 한다</w:t>
+      </w:r>
+      <w:r>
+        <w:rPr>
+          <w:rFonts w:ascii="Arial" w:hAnsi="Arial" w:eastAsia="Malgun Gothic" w:cs="Malgun Gothic"/>
+          <w:color w:val="000000"/>
+          <w:sz w:val="22"/>
+          <w:lang w:eastAsia="ko-KR"/>
+        </w:rPr>
+        <w:t xml:space="preserve">(재현: 로드 직후 refresh가 진행 중일 때 곧바로 다른 URL로 이동). 현재는 유예 없이 즉시 폐기하는 계약(AUTH-03)을 그대로 구현했다. 보통은 "직전에 회전된 token을 짧은 유예(예: 10초) 안에서만 한 번 더 받아 재발급하고, 유예 이후의 재사용만 폐기"하는 방식으로 완화한다. 이 경우 §17.2의 재사용 감지 강도와 </w:t>
+      </w:r>
+      <w:r>
+        <w:rPr>
+          <w:rFonts w:ascii="Menlo" w:hAnsi="Menlo" w:eastAsia="Menlo" w:cs="Menlo"/>
+          <w:color w:val="000000"/>
+          <w:sz w:val="21"/>
+          <w:lang w:eastAsia="ko-KR"/>
+        </w:rPr>
+        <w:t>security_audit_logs</w:t>
+      </w:r>
+      <w:r>
+        <w:rPr>
+          <w:rFonts w:ascii="Arial" w:hAnsi="Arial" w:eastAsia="Malgun Gothic" w:cs="Malgun Gothic"/>
+          <w:color w:val="000000"/>
+          <w:sz w:val="22"/>
+          <w:lang w:eastAsia="ko-KR"/>
+        </w:rPr>
+        <w:t xml:space="preserve"> 기록 방식이 바뀌므로 Phase 7(보안 하드닝) 전에 결정한다.</w:t>
       </w:r>
     </w:p>
     <w:p>

--- a/docs-word/09-인증_보안_설계서.docx
+++ b/docs-word/09-인증_보안_설계서.docx
@@ -1798,7 +1798,7 @@
           <w:sz w:val="22"/>
           <w:lang w:eastAsia="ko-KR"/>
         </w:rPr>
-        <w:t>미결 결정 — refresh 응답 유실(v1.6, 브라우저 E2E에서 확인):</w:t>
+        <w:t>결정 — refresh 응답 유실(v2.0 확정, 10초 유예):</w:t>
       </w:r>
       <w:r>
         <w:rPr>
@@ -1807,7 +1807,7 @@
           <w:sz w:val="22"/>
           <w:lang w:eastAsia="ko-KR"/>
         </w:rPr>
-        <w:t xml:space="preserve"> 서버가 refresh를 처리해 token을 회전했지만 응답(새 쿠키)이 브라우저에 도달하기 전에 페이지 이동·탭 닫기·네트워크 끊김이 발생하면, 브라우저는 이미 회전된 옛 token으로 다음 refresh를 보내 </w:t>
+        <w:t xml:space="preserve"> 서버가 refresh를 처리해 token을 회전했지만 응답이 브라우저에 닿기 전에 페이지 이동·탭 닫기·네트워크 끊김이 발생하면 브라우저는 이미 회전된 옛 token을 다시 보낸다(v1.6 E2E에서 확인). </w:t>
       </w:r>
       <w:r>
         <w:rPr>
@@ -1817,7 +1817,7 @@
           <w:sz w:val="22"/>
           <w:lang w:eastAsia="ko-KR"/>
         </w:rPr>
-        <w:t>재사용 감지가 발동하고 정상 사용자의 세션 family가 폐기되어 다시 로그인해야 한다</w:t>
+        <w:t>직전 token이 회전 후 10초(`devgraph.auth.refresh-grace`) 안에 다시 오고, 그 후속 token이 아직 한 번도 쓰이지 않았다면</w:t>
       </w:r>
       <w:r>
         <w:rPr>
@@ -1826,7 +1826,7 @@
           <w:sz w:val="22"/>
           <w:lang w:eastAsia="ko-KR"/>
         </w:rPr>
-        <w:t xml:space="preserve">(재현: 로드 직후 refresh가 진행 중일 때 곧바로 다른 URL로 이동). 현재는 유예 없이 즉시 폐기하는 계약(AUTH-03)을 그대로 구현했다. 보통은 "직전에 회전된 token을 짧은 유예(예: 10초) 안에서만 한 번 더 받아 재발급하고, 유예 이후의 재사용만 폐기"하는 방식으로 완화한다. 이 경우 §17.2의 재사용 감지 강도와 </w:t>
+        <w:t xml:space="preserve">(= 회전 사슬에서 직전 token일 때만) 후속 token을 다시 회전해 새 token을 준다(응답이 사라진 token은 폐기된다). 그 밖의 재사용 — 유예 경과, 후속 token이 이미 쓰임, 그보다 오래된 token, 폐기된 token — 은 이전처럼 </w:t>
       </w:r>
       <w:r>
         <w:rPr>
@@ -1835,7 +1835,7 @@
           <w:sz w:val="21"/>
           <w:lang w:eastAsia="ko-KR"/>
         </w:rPr>
-        <w:t>security_audit_logs</w:t>
+        <w:t>TOKEN_REUSED</w:t>
       </w:r>
       <w:r>
         <w:rPr>
@@ -1844,7 +1844,25 @@
           <w:sz w:val="22"/>
           <w:lang w:eastAsia="ko-KR"/>
         </w:rPr>
-        <w:t xml:space="preserve"> 기록 방식이 바뀌므로 Phase 7(보안 하드닝) 전에 결정한다.</w:t>
+        <w:t xml:space="preserve">로 family 전체를 폐기한다. 감수하는 약점: 탈취자가 회전 직후 10초 안에 직전 token을 쓰면 정상 사용자의 다음 refresh가 재사용으로 판정되어 그 시점에 family가 폐기되므로 탈취는 여전히 한 번 안에 드러나지만, 10초 동안은 탈취자 세션이 유효할 수 있다. 유예 내 재사용은 </w:t>
+      </w:r>
+      <w:r>
+        <w:rPr>
+          <w:rFonts w:ascii="Menlo" w:hAnsi="Menlo" w:eastAsia="Menlo" w:cs="Menlo"/>
+          <w:color w:val="000000"/>
+          <w:sz w:val="21"/>
+          <w:lang w:eastAsia="ko-KR"/>
+        </w:rPr>
+        <w:t>AUTH_REFRESH</w:t>
+      </w:r>
+      <w:r>
+        <w:rPr>
+          <w:rFonts w:ascii="Arial" w:hAnsi="Arial" w:eastAsia="Malgun Gothic" w:cs="Malgun Gothic"/>
+          <w:color w:val="000000"/>
+          <w:sz w:val="22"/>
+          <w:lang w:eastAsia="ko-KR"/>
+        </w:rPr>
+        <w:t xml:space="preserve"> 성공으로만 기록되며 별도 이벤트는 없다.</w:t>
       </w:r>
     </w:p>
     <w:p>
@@ -5058,6 +5076,24 @@
           <w:sz w:val="21"/>
           <w:lang w:eastAsia="ko-KR"/>
         </w:rPr>
+        <w:t>POST /auth/refresh</w:t>
+      </w:r>
+      <w:r>
+        <w:rPr>
+          <w:rFonts w:ascii="Arial" w:hAnsi="Arial" w:eastAsia="Malgun Gothic" w:cs="Malgun Gothic"/>
+          <w:color w:val="000000"/>
+          <w:sz w:val="22"/>
+          <w:lang w:eastAsia="ko-KR"/>
+        </w:rPr>
+        <w:t xml:space="preserve">, </w:t>
+      </w:r>
+      <w:r>
+        <w:rPr>
+          <w:rFonts w:ascii="Menlo" w:hAnsi="Menlo" w:eastAsia="Menlo" w:cs="Menlo"/>
+          <w:color w:val="000000"/>
+          <w:sz w:val="21"/>
+          <w:lang w:eastAsia="ko-KR"/>
+        </w:rPr>
         <w:t>POST /auth/logout</w:t>
       </w:r>
       <w:r>
@@ -5126,6 +5162,24 @@
           <w:sz w:val="21"/>
           <w:lang w:eastAsia="ko-KR"/>
         </w:rPr>
+        <w:t>POST /auth/refresh</w:t>
+      </w:r>
+      <w:r>
+        <w:rPr>
+          <w:rFonts w:ascii="Arial" w:hAnsi="Arial" w:eastAsia="Malgun Gothic" w:cs="Malgun Gothic"/>
+          <w:color w:val="000000"/>
+          <w:sz w:val="22"/>
+          <w:lang w:eastAsia="ko-KR"/>
+        </w:rPr>
+        <w:t xml:space="preserve">, </w:t>
+      </w:r>
+      <w:r>
+        <w:rPr>
+          <w:rFonts w:ascii="Menlo" w:hAnsi="Menlo" w:eastAsia="Menlo" w:cs="Menlo"/>
+          <w:color w:val="000000"/>
+          <w:sz w:val="21"/>
+          <w:lang w:eastAsia="ko-KR"/>
+        </w:rPr>
         <w:t>POST /auth/logout</w:t>
       </w:r>
       <w:r>
@@ -5145,6 +5199,47 @@
           <w:lang w:eastAsia="ko-KR"/>
         </w:rPr>
         <w:t>GET /auth/me</w:t>
+      </w:r>
+    </w:p>
+    <w:p>
+      <w:pPr>
+        <w:pStyle w:val="ListBullet"/>
+      </w:pPr>
+      <w:r>
+        <w:rPr>
+          <w:rFonts w:ascii="Menlo" w:hAnsi="Menlo" w:eastAsia="Menlo" w:cs="Menlo"/>
+          <w:color w:val="000000"/>
+          <w:sz w:val="21"/>
+          <w:lang w:eastAsia="ko-KR"/>
+        </w:rPr>
+        <w:t>POST /auth/refresh</w:t>
+      </w:r>
+      <w:r>
+        <w:rPr>
+          <w:rFonts w:ascii="Arial" w:hAnsi="Arial" w:eastAsia="Malgun Gothic" w:cs="Malgun Gothic"/>
+          <w:color w:val="000000"/>
+          <w:sz w:val="22"/>
+          <w:lang w:eastAsia="ko-KR"/>
+        </w:rPr>
+        <w:t xml:space="preserve">가 화이트리스트에 있어야 하는 이유(v2.0, 브라우저 E2E에서 확인): refresh는 쿠키로 인증하지만 브라우저 클라이언트는 제한이 찍힌 현재 Access JWT도 함께 보낸다. 막으면 제한을 푸는 동작 뒤에 새 토큰을 받을 방법이 없어 제한이 영영 풀리지 않는다. 새 토큰의 </w:t>
+      </w:r>
+      <w:r>
+        <w:rPr>
+          <w:rFonts w:ascii="Menlo" w:hAnsi="Menlo" w:eastAsia="Menlo" w:cs="Menlo"/>
+          <w:color w:val="000000"/>
+          <w:sz w:val="21"/>
+          <w:lang w:eastAsia="ko-KR"/>
+        </w:rPr>
+        <w:t>restriction</w:t>
+      </w:r>
+      <w:r>
+        <w:rPr>
+          <w:rFonts w:ascii="Arial" w:hAnsi="Arial" w:eastAsia="Malgun Gothic" w:cs="Malgun Gothic"/>
+          <w:color w:val="000000"/>
+          <w:sz w:val="22"/>
+          <w:lang w:eastAsia="ko-KR"/>
+        </w:rPr>
+        <w:t>은 서버가 매번 users 상태에서 다시 계산한다.</w:t>
       </w:r>
     </w:p>
     <w:p>
@@ -6187,6 +6282,30 @@
           <w:lang w:eastAsia="ko-KR"/>
         </w:rPr>
         <w:t>Export 임시 파일은 암호화된 임시 저장소/권한 제한 디렉터리에 두고 만료 후 삭제한다.</w:t>
+      </w:r>
+    </w:p>
+    <w:p>
+      <w:pPr>
+        <w:pStyle w:val="ListBullet"/>
+      </w:pPr>
+      <w:r>
+        <w:rPr>
+          <w:rFonts w:ascii="Arial" w:hAnsi="Arial" w:eastAsia="Malgun Gothic" w:cs="Malgun Gothic"/>
+          <w:b/>
+          <w:color w:val="000000"/>
+          <w:sz w:val="22"/>
+          <w:lang w:eastAsia="ko-KR"/>
+        </w:rPr>
+        <w:t>구현 값(v2.0, 상세는 §14.6 Phase 7):</w:t>
+      </w:r>
+      <w:r>
+        <w:rPr>
+          <w:rFonts w:ascii="Arial" w:hAnsi="Arial" w:eastAsia="Malgun Gothic" w:cs="Malgun Gothic"/>
+          <w:color w:val="000000"/>
+          <w:sz w:val="22"/>
+          <w:lang w:eastAsia="ko-KR"/>
+        </w:rPr>
+        <w:t xml:space="preserve"> 로그인 실패 5/분(이메일+IP 대역), 재인증 실패 5/분, 검색 60/분, 변경 120/분, Export 10분 간격. 점진 지연은 구현하지 않았다. 임시 파일 암호화도 구현하지 않았다(권한 제한 디렉터리·즉시 삭제로 대신하며, 호스트 디스크 암호화에 의존한다).</w:t>
       </w:r>
     </w:p>
     <w:p>
@@ -7071,6 +7190,243 @@
       </w:r>
     </w:p>
     <w:p>
+      <w:r>
+        <w:rPr>
+          <w:rFonts w:ascii="Arial" w:hAnsi="Arial" w:eastAsia="Malgun Gothic" w:cs="Malgun Gothic"/>
+          <w:b/>
+          <w:color w:val="000000"/>
+          <w:sz w:val="22"/>
+          <w:lang w:eastAsia="ko-KR"/>
+        </w:rPr>
+        <w:t>구현(v2.0):</w:t>
+      </w:r>
+      <w:r>
+        <w:rPr>
+          <w:rFonts w:ascii="Arial" w:hAnsi="Arial" w:eastAsia="Malgun Gothic" w:cs="Malgun Gothic"/>
+          <w:color w:val="000000"/>
+          <w:sz w:val="22"/>
+          <w:lang w:eastAsia="ko-KR"/>
+        </w:rPr>
+        <w:t xml:space="preserve"> 헤더는 두 곳이 서로 다른 응답을 맡는다 — </w:t>
+      </w:r>
+      <w:r>
+        <w:rPr>
+          <w:rFonts w:ascii="Menlo" w:hAnsi="Menlo" w:eastAsia="Menlo" w:cs="Menlo"/>
+          <w:color w:val="000000"/>
+          <w:sz w:val="21"/>
+          <w:lang w:eastAsia="ko-KR"/>
+        </w:rPr>
+        <w:t>/api/*</w:t>
+      </w:r>
+      <w:r>
+        <w:rPr>
+          <w:rFonts w:ascii="Arial" w:hAnsi="Arial" w:eastAsia="Malgun Gothic" w:cs="Malgun Gothic"/>
+          <w:color w:val="000000"/>
+          <w:sz w:val="22"/>
+          <w:lang w:eastAsia="ko-KR"/>
+        </w:rPr>
+        <w:t xml:space="preserve"> 응답은 Spring Security가, SPA 정적 응답은 nginx(</w:t>
+      </w:r>
+      <w:r>
+        <w:rPr>
+          <w:rFonts w:ascii="Menlo" w:hAnsi="Menlo" w:eastAsia="Menlo" w:cs="Menlo"/>
+          <w:color w:val="000000"/>
+          <w:sz w:val="21"/>
+          <w:lang w:eastAsia="ko-KR"/>
+        </w:rPr>
+        <w:t>location /</w:t>
+      </w:r>
+      <w:r>
+        <w:rPr>
+          <w:rFonts w:ascii="Arial" w:hAnsi="Arial" w:eastAsia="Malgun Gothic" w:cs="Malgun Gothic"/>
+          <w:color w:val="000000"/>
+          <w:sz w:val="22"/>
+          <w:lang w:eastAsia="ko-KR"/>
+        </w:rPr>
+        <w:t xml:space="preserve">)가 붙이고 nginx는 </w:t>
+      </w:r>
+      <w:r>
+        <w:rPr>
+          <w:rFonts w:ascii="Menlo" w:hAnsi="Menlo" w:eastAsia="Menlo" w:cs="Menlo"/>
+          <w:color w:val="000000"/>
+          <w:sz w:val="21"/>
+          <w:lang w:eastAsia="ko-KR"/>
+        </w:rPr>
+        <w:t>/api</w:t>
+      </w:r>
+      <w:r>
+        <w:rPr>
+          <w:rFonts w:ascii="Arial" w:hAnsi="Arial" w:eastAsia="Malgun Gothic" w:cs="Malgun Gothic"/>
+          <w:color w:val="000000"/>
+          <w:sz w:val="22"/>
+          <w:lang w:eastAsia="ko-KR"/>
+        </w:rPr>
+        <w:t xml:space="preserve"> 응답에 헤더를 더하지 않는다(중복 방지, prod 스택에서 응답마다 한 번만 붙음을 확인). 정적 응답의 CSP에는 Monaco를 위해 </w:t>
+      </w:r>
+      <w:r>
+        <w:rPr>
+          <w:rFonts w:ascii="Menlo" w:hAnsi="Menlo" w:eastAsia="Menlo" w:cs="Menlo"/>
+          <w:color w:val="000000"/>
+          <w:sz w:val="21"/>
+          <w:lang w:eastAsia="ko-KR"/>
+        </w:rPr>
+        <w:t>worker-src 'self' blob:</w:t>
+      </w:r>
+      <w:r>
+        <w:rPr>
+          <w:rFonts w:ascii="Arial" w:hAnsi="Arial" w:eastAsia="Malgun Gothic" w:cs="Malgun Gothic"/>
+          <w:color w:val="000000"/>
+          <w:sz w:val="22"/>
+          <w:lang w:eastAsia="ko-KR"/>
+        </w:rPr>
+        <w:t xml:space="preserve">와 </w:t>
+      </w:r>
+      <w:r>
+        <w:rPr>
+          <w:rFonts w:ascii="Menlo" w:hAnsi="Menlo" w:eastAsia="Menlo" w:cs="Menlo"/>
+          <w:color w:val="000000"/>
+          <w:sz w:val="21"/>
+          <w:lang w:eastAsia="ko-KR"/>
+        </w:rPr>
+        <w:t>font-src 'self' data:</w:t>
+      </w:r>
+      <w:r>
+        <w:rPr>
+          <w:rFonts w:ascii="Arial" w:hAnsi="Arial" w:eastAsia="Malgun Gothic" w:cs="Malgun Gothic"/>
+          <w:color w:val="000000"/>
+          <w:sz w:val="22"/>
+          <w:lang w:eastAsia="ko-KR"/>
+        </w:rPr>
+        <w:t>가 추가된다(</w:t>
+      </w:r>
+      <w:r>
+        <w:rPr>
+          <w:rFonts w:ascii="Menlo" w:hAnsi="Menlo" w:eastAsia="Menlo" w:cs="Menlo"/>
+          <w:color w:val="000000"/>
+          <w:sz w:val="21"/>
+          <w:lang w:eastAsia="ko-KR"/>
+        </w:rPr>
+        <w:t>script-src</w:t>
+      </w:r>
+      <w:r>
+        <w:rPr>
+          <w:rFonts w:ascii="Arial" w:hAnsi="Arial" w:eastAsia="Malgun Gothic" w:cs="Malgun Gothic"/>
+          <w:color w:val="000000"/>
+          <w:sz w:val="22"/>
+          <w:lang w:eastAsia="ko-KR"/>
+        </w:rPr>
+        <w:t xml:space="preserve">는 </w:t>
+      </w:r>
+      <w:r>
+        <w:rPr>
+          <w:rFonts w:ascii="Menlo" w:hAnsi="Menlo" w:eastAsia="Menlo" w:cs="Menlo"/>
+          <w:color w:val="000000"/>
+          <w:sz w:val="21"/>
+          <w:lang w:eastAsia="ko-KR"/>
+        </w:rPr>
+        <w:t>'self'</w:t>
+      </w:r>
+      <w:r>
+        <w:rPr>
+          <w:rFonts w:ascii="Arial" w:hAnsi="Arial" w:eastAsia="Malgun Gothic" w:cs="Malgun Gothic"/>
+          <w:color w:val="000000"/>
+          <w:sz w:val="22"/>
+          <w:lang w:eastAsia="ko-KR"/>
+        </w:rPr>
+        <w:t xml:space="preserve"> 그대로). HSTS는 Spring이 HTTPS 요청(</w:t>
+      </w:r>
+      <w:r>
+        <w:rPr>
+          <w:rFonts w:ascii="Menlo" w:hAnsi="Menlo" w:eastAsia="Menlo" w:cs="Menlo"/>
+          <w:color w:val="000000"/>
+          <w:sz w:val="21"/>
+          <w:lang w:eastAsia="ko-KR"/>
+        </w:rPr>
+        <w:t>X-Forwarded-Proto</w:t>
+      </w:r>
+      <w:r>
+        <w:rPr>
+          <w:rFonts w:ascii="Arial" w:hAnsi="Arial" w:eastAsia="Malgun Gothic" w:cs="Malgun Gothic"/>
+          <w:color w:val="000000"/>
+          <w:sz w:val="22"/>
+          <w:lang w:eastAsia="ko-KR"/>
+        </w:rPr>
+        <w:t xml:space="preserve">)에만 붙인다. API 응답은 </w:t>
+      </w:r>
+      <w:r>
+        <w:rPr>
+          <w:rFonts w:ascii="Menlo" w:hAnsi="Menlo" w:eastAsia="Menlo" w:cs="Menlo"/>
+          <w:color w:val="000000"/>
+          <w:sz w:val="21"/>
+          <w:lang w:eastAsia="ko-KR"/>
+        </w:rPr>
+        <w:t>Cache-Control: no-store</w:t>
+      </w:r>
+      <w:r>
+        <w:rPr>
+          <w:rFonts w:ascii="Arial" w:hAnsi="Arial" w:eastAsia="Malgun Gothic" w:cs="Malgun Gothic"/>
+          <w:color w:val="000000"/>
+          <w:sz w:val="22"/>
+          <w:lang w:eastAsia="ko-KR"/>
+        </w:rPr>
+        <w:t xml:space="preserve">, nginx는 해시된 </w:t>
+      </w:r>
+      <w:r>
+        <w:rPr>
+          <w:rFonts w:ascii="Menlo" w:hAnsi="Menlo" w:eastAsia="Menlo" w:cs="Menlo"/>
+          <w:color w:val="000000"/>
+          <w:sz w:val="21"/>
+          <w:lang w:eastAsia="ko-KR"/>
+        </w:rPr>
+        <w:t>/assets/*</w:t>
+      </w:r>
+      <w:r>
+        <w:rPr>
+          <w:rFonts w:ascii="Arial" w:hAnsi="Arial" w:eastAsia="Malgun Gothic" w:cs="Malgun Gothic"/>
+          <w:color w:val="000000"/>
+          <w:sz w:val="22"/>
+          <w:lang w:eastAsia="ko-KR"/>
+        </w:rPr>
+        <w:t xml:space="preserve">만 장기 캐시하고 </w:t>
+      </w:r>
+      <w:r>
+        <w:rPr>
+          <w:rFonts w:ascii="Menlo" w:hAnsi="Menlo" w:eastAsia="Menlo" w:cs="Menlo"/>
+          <w:color w:val="000000"/>
+          <w:sz w:val="21"/>
+          <w:lang w:eastAsia="ko-KR"/>
+        </w:rPr>
+        <w:t>index.html</w:t>
+      </w:r>
+      <w:r>
+        <w:rPr>
+          <w:rFonts w:ascii="Arial" w:hAnsi="Arial" w:eastAsia="Malgun Gothic" w:cs="Malgun Gothic"/>
+          <w:color w:val="000000"/>
+          <w:sz w:val="22"/>
+          <w:lang w:eastAsia="ko-KR"/>
+        </w:rPr>
+        <w:t xml:space="preserve">은 </w:t>
+      </w:r>
+      <w:r>
+        <w:rPr>
+          <w:rFonts w:ascii="Menlo" w:hAnsi="Menlo" w:eastAsia="Menlo" w:cs="Menlo"/>
+          <w:color w:val="000000"/>
+          <w:sz w:val="21"/>
+          <w:lang w:eastAsia="ko-KR"/>
+        </w:rPr>
+        <w:t>no-cache</w:t>
+      </w:r>
+      <w:r>
+        <w:rPr>
+          <w:rFonts w:ascii="Arial" w:hAnsi="Arial" w:eastAsia="Malgun Gothic" w:cs="Malgun Gothic"/>
+          <w:color w:val="000000"/>
+          <w:sz w:val="22"/>
+          <w:lang w:eastAsia="ko-KR"/>
+        </w:rPr>
+        <w:t>다.</w:t>
+      </w:r>
+    </w:p>
+    <w:p>
       <w:pPr>
         <w:pStyle w:val="Heading2"/>
         <w:keepNext/>
